--- a/app/templates/PLI_M48.docx
+++ b/app/templates/PLI_M48.docx
@@ -364,20 +364,20 @@
           <w:sz w:val="24"/>
           <w:sz-cs w:val="24"/>
         </w:rPr>
-        <w:t>Thư điện tử: {email_khac}Website: {website}</w:t>
-      </w:r>
-    </w:p>
-    <w:p>
-      <w:pPr>
-        <w:spacing w:before="120"/>
-      </w:pPr>
-      <w:r>
-        <w:rPr>
-          <w:rFonts w:ascii="Arial" w:hAnsi="Arial" w:cs="Arial"/>
-          <w:sz w:val="24"/>
-          <w:sz-cs w:val="24"/>
-        </w:rPr>
-        <w:t>Sau khi xem xét Hồ sơ mã số: ..................... đã nhận ngày{da_nhan_ngay}</w:t>
+        <w:t>Thư điện tử: {email_khac} Website: {website}</w:t>
+      </w:r>
+    </w:p>
+    <w:p>
+      <w:pPr>
+        <w:spacing w:before="120"/>
+      </w:pPr>
+      <w:r>
+        <w:rPr>
+          <w:rFonts w:ascii="Arial" w:hAnsi="Arial" w:cs="Arial"/>
+          <w:sz w:val="24"/>
+          <w:sz-cs w:val="24"/>
+        </w:rPr>
+        <w:t>Sau khi xem xét Hồ sơ mã số: ..................... đã nhận ngày {da_nhan_ngay}</w:t>
       </w:r>
     </w:p>
     <w:p>
@@ -403,7 +403,7 @@
           <w:sz w:val="24"/>
           <w:sz-cs w:val="24"/>
         </w:rPr>
-        <w:t>về việc: {ve_viec}của (</w:t>
+        <w:t>về việc: {ve_viec} của (</w:t>
       </w:r>
       <w:r>
         <w:rPr>

--- a/app/templates/PLI_M48.docx
+++ b/app/templates/PLI_M48.docx
@@ -403,24 +403,23 @@
           <w:sz w:val="24"/>
           <w:sz-cs w:val="24"/>
         </w:rPr>
-        <w:t>về việc: {ve_viec} của (</w:t>
-      </w:r>
-      <w:r>
-        <w:rPr>
-          <w:rFonts w:ascii="Arial" w:hAnsi="Arial" w:cs="Arial"/>
-          <w:sz w:val="24"/>
-          <w:sz-cs w:val="24"/>
-          <w:i/>
-        </w:rPr>
-        <w:t>Tên doanh nghiệp</w:t>
-      </w:r>
-      <w:r>
-        <w:rPr>
-          <w:rFonts w:ascii="Arial" w:hAnsi="Arial" w:cs="Arial"/>
-          <w:sz w:val="24"/>
-          <w:sz-cs w:val="24"/>
-        </w:rPr>
-        <w:t>) ……………… Mã số doanh nghiệp (</w:t>
+        <w:t>về việc: {ve_viec} của {dn.ten_tieng_viet}</w:t>
+      </w:r>
+      <w:r>
+        <w:rPr>
+          <w:rFonts w:ascii="Arial" w:hAnsi="Arial" w:cs="Arial"/>
+          <w:sz w:val="24"/>
+          <w:sz-cs w:val="24"/>
+          <w:i/>
+        </w:rPr>
+      </w:r>
+      <w:r>
+        <w:rPr>
+          <w:rFonts w:ascii="Arial" w:hAnsi="Arial" w:cs="Arial"/>
+          <w:sz w:val="24"/>
+          <w:sz-cs w:val="24"/>
+        </w:rPr>
+        <w:t xml:space="preserve"> Mã số doanh nghiệp (</w:t>
       </w:r>
       <w:r>
         <w:rPr>
